--- a/public/files/event-application/event-application.docx
+++ b/public/files/event-application/event-application.docx
@@ -4,7 +4,7 @@
   <w:body>
     <w:p>
       <w:pPr>
-        <w:spacing w:after="34" w:before="0" w:line="312" w:lineRule="auto"/>
+        <w:spacing w:after="40" w:before="0" w:line="312" w:lineRule="auto"/>
         <w:jc w:val="center"/>
       </w:pPr>
       <w:r>
@@ -19,7 +19,7 @@
     </w:p>
     <w:p>
       <w:pPr>
-        <w:spacing w:after="85" w:before="0" w:line="312" w:lineRule="auto"/>
+        <w:spacing w:after="100" w:before="0" w:line="312" w:lineRule="auto"/>
         <w:jc w:val="left"/>
         <w:pBdr>
           <w:bottom w:val="single" w:sz="14" w:space="2" w:color="24384F"/>
@@ -35,7 +35,7 @@
     </w:p>
     <w:p>
       <w:pPr>
-        <w:spacing w:after="68" w:before="0" w:line="312" w:lineRule="auto"/>
+        <w:spacing w:after="80" w:before="0" w:line="312" w:lineRule="auto"/>
         <w:jc w:val="left"/>
       </w:pPr>
       <w:r>
@@ -48,7 +48,7 @@
     </w:p>
     <w:p>
       <w:pPr>
-        <w:spacing w:after="34" w:before="68" w:line="312" w:lineRule="auto"/>
+        <w:spacing w:after="40" w:before="80" w:line="312" w:lineRule="auto"/>
         <w:jc w:val="left"/>
         <w:pBdr>
           <w:bottom w:val="single" w:sz="6" w:space="2" w:color="C9D2DD"/>
@@ -89,7 +89,7 @@
       </w:tblGrid>
       <w:tr>
         <w:trPr>
-          <w:trHeight w:val="385" w:hRule="atLeast"/>
+          <w:trHeight w:val="453" w:hRule="atLeast"/>
         </w:trPr>
         <w:tc>
           <w:tcPr>
@@ -204,7 +204,7 @@
       </w:tr>
       <w:tr>
         <w:trPr>
-          <w:trHeight w:val="385" w:hRule="atLeast"/>
+          <w:trHeight w:val="453" w:hRule="atLeast"/>
         </w:trPr>
         <w:tc>
           <w:tcPr>
@@ -319,7 +319,7 @@
       </w:tr>
       <w:tr>
         <w:trPr>
-          <w:trHeight w:val="385" w:hRule="atLeast"/>
+          <w:trHeight w:val="453" w:hRule="atLeast"/>
         </w:trPr>
         <w:tc>
           <w:tcPr>
@@ -435,7 +435,7 @@
     </w:tbl>
     <w:p>
       <w:pPr>
-        <w:spacing w:after="34" w:before="0" w:line="312" w:lineRule="auto"/>
+        <w:spacing w:after="40" w:before="0" w:line="312" w:lineRule="auto"/>
         <w:jc w:val="left"/>
       </w:pPr>
       <w:r>
@@ -448,7 +448,7 @@
     </w:p>
     <w:p>
       <w:pPr>
-        <w:spacing w:after="34" w:before="0" w:line="312" w:lineRule="auto"/>
+        <w:spacing w:after="40" w:before="0" w:line="312" w:lineRule="auto"/>
         <w:jc w:val="left"/>
       </w:pPr>
       <w:r>
@@ -461,7 +461,7 @@
     </w:p>
     <w:p>
       <w:pPr>
-        <w:spacing w:after="34" w:before="68" w:line="312" w:lineRule="auto"/>
+        <w:spacing w:after="40" w:before="80" w:line="312" w:lineRule="auto"/>
         <w:jc w:val="left"/>
         <w:pBdr>
           <w:bottom w:val="single" w:sz="6" w:space="2" w:color="C9D2DD"/>
@@ -500,7 +500,7 @@
       </w:tblGrid>
       <w:tr>
         <w:trPr>
-          <w:trHeight w:val="385" w:hRule="atLeast"/>
+          <w:trHeight w:val="453" w:hRule="atLeast"/>
         </w:trPr>
         <w:tc>
           <w:tcPr>
@@ -560,7 +560,7 @@
       </w:tr>
       <w:tr>
         <w:trPr>
-          <w:trHeight w:val="385" w:hRule="atLeast"/>
+          <w:trHeight w:val="453" w:hRule="atLeast"/>
         </w:trPr>
         <w:tc>
           <w:tcPr>
@@ -620,7 +620,7 @@
       </w:tr>
       <w:tr>
         <w:trPr>
-          <w:trHeight w:val="385" w:hRule="atLeast"/>
+          <w:trHeight w:val="453" w:hRule="atLeast"/>
         </w:trPr>
         <w:tc>
           <w:tcPr>
@@ -681,7 +681,7 @@
     </w:tbl>
     <w:p>
       <w:pPr>
-        <w:spacing w:after="34" w:before="0" w:line="312" w:lineRule="auto"/>
+        <w:spacing w:after="40" w:before="0" w:line="312" w:lineRule="auto"/>
         <w:jc w:val="left"/>
       </w:pPr>
       <w:r>
@@ -694,7 +694,7 @@
     </w:p>
     <w:p>
       <w:pPr>
-        <w:spacing w:after="34" w:before="0" w:line="312" w:lineRule="auto"/>
+        <w:spacing w:after="40" w:before="0" w:line="312" w:lineRule="auto"/>
         <w:jc w:val="left"/>
       </w:pPr>
       <w:r>
@@ -707,7 +707,7 @@
     </w:p>
     <w:p>
       <w:pPr>
-        <w:spacing w:after="34" w:before="68" w:line="312" w:lineRule="auto"/>
+        <w:spacing w:after="40" w:before="80" w:line="312" w:lineRule="auto"/>
         <w:jc w:val="left"/>
         <w:pBdr>
           <w:bottom w:val="single" w:sz="6" w:space="2" w:color="C9D2DD"/>
@@ -734,7 +734,7 @@
     </w:p>
     <w:p>
       <w:pPr>
-        <w:spacing w:after="34" w:before="0" w:line="312" w:lineRule="auto"/>
+        <w:spacing w:after="40" w:before="0" w:line="312" w:lineRule="auto"/>
         <w:jc w:val="left"/>
       </w:pPr>
       <w:r>
@@ -760,7 +760,7 @@
       </w:tblGrid>
       <w:tr>
         <w:trPr>
-          <w:trHeight w:val="963" w:hRule="atLeast"/>
+          <w:trHeight w:val="1134" w:hRule="atLeast"/>
         </w:trPr>
         <w:tc>
           <w:tcPr>
@@ -783,7 +783,7 @@
               <w:rPr>
                 <w:rFonts w:ascii="Malgun Gothic" w:hAnsi="Malgun Gothic" w:eastAsia="Malgun Gothic" w:cs="Malgun Gothic"/>
                 <w:b w:val="0"/>
-                <w:sz w:val="20"/>
+                <w:sz w:val="19"/>
               </w:rPr>
             </w:r>
           </w:p>
@@ -792,7 +792,7 @@
     </w:tbl>
     <w:p>
       <w:pPr>
-        <w:spacing w:after="34" w:before="0" w:line="312" w:lineRule="auto"/>
+        <w:spacing w:after="40" w:before="0" w:line="312" w:lineRule="auto"/>
         <w:jc w:val="left"/>
       </w:pPr>
       <w:r>
@@ -805,7 +805,7 @@
     </w:p>
     <w:p>
       <w:pPr>
-        <w:spacing w:after="34" w:before="0" w:line="312" w:lineRule="auto"/>
+        <w:spacing w:after="40" w:before="0" w:line="312" w:lineRule="auto"/>
         <w:jc w:val="left"/>
       </w:pPr>
       <w:r>
@@ -818,7 +818,7 @@
     </w:p>
     <w:p>
       <w:pPr>
-        <w:spacing w:after="34" w:before="68" w:line="312" w:lineRule="auto"/>
+        <w:spacing w:after="40" w:before="80" w:line="312" w:lineRule="auto"/>
         <w:jc w:val="left"/>
         <w:pBdr>
           <w:bottom w:val="single" w:sz="6" w:space="2" w:color="C9D2DD"/>
@@ -858,7 +858,7 @@
       </w:tblGrid>
       <w:tr>
         <w:trPr>
-          <w:trHeight w:val="385" w:hRule="atLeast"/>
+          <w:trHeight w:val="453" w:hRule="atLeast"/>
         </w:trPr>
         <w:tc>
           <w:tcPr>
@@ -951,7 +951,7 @@
     </w:tbl>
     <w:p>
       <w:pPr>
-        <w:spacing w:after="34" w:before="0" w:line="312" w:lineRule="auto"/>
+        <w:spacing w:after="40" w:before="0" w:line="312" w:lineRule="auto"/>
         <w:jc w:val="left"/>
       </w:pPr>
       <w:r>
@@ -978,7 +978,7 @@
       </w:tblGrid>
       <w:tr>
         <w:trPr>
-          <w:trHeight w:val="385" w:hRule="atLeast"/>
+          <w:trHeight w:val="453" w:hRule="atLeast"/>
         </w:trPr>
         <w:tc>
           <w:tcPr>
@@ -1093,7 +1093,7 @@
       </w:tr>
       <w:tr>
         <w:trPr>
-          <w:trHeight w:val="385" w:hRule="atLeast"/>
+          <w:trHeight w:val="453" w:hRule="atLeast"/>
         </w:trPr>
         <w:tc>
           <w:tcPr>
@@ -1206,7 +1206,7 @@
     </w:tbl>
     <w:p>
       <w:pPr>
-        <w:spacing w:after="34" w:before="0" w:line="312" w:lineRule="auto"/>
+        <w:spacing w:after="40" w:before="0" w:line="312" w:lineRule="auto"/>
         <w:jc w:val="left"/>
       </w:pPr>
       <w:r>
@@ -1219,7 +1219,7 @@
     </w:p>
     <w:p>
       <w:pPr>
-        <w:spacing w:after="68" w:before="0" w:line="312" w:lineRule="auto"/>
+        <w:spacing w:after="80" w:before="0" w:line="312" w:lineRule="auto"/>
         <w:jc w:val="left"/>
       </w:pPr>
       <w:r>
@@ -1232,7 +1232,7 @@
     </w:p>
     <w:p>
       <w:pPr>
-        <w:spacing w:after="34" w:before="0" w:line="312" w:lineRule="auto"/>
+        <w:spacing w:after="40" w:before="0" w:line="312" w:lineRule="auto"/>
         <w:jc w:val="center"/>
       </w:pPr>
       <w:r>
@@ -1246,7 +1246,7 @@
     </w:p>
     <w:p>
       <w:pPr>
-        <w:spacing w:after="68" w:before="68" w:line="312" w:lineRule="auto"/>
+        <w:spacing w:after="80" w:before="80" w:line="312" w:lineRule="auto"/>
         <w:jc w:val="center"/>
       </w:pPr>
       <w:r>
@@ -1260,7 +1260,7 @@
     </w:p>
     <w:p>
       <w:pPr>
-        <w:spacing w:after="34" w:before="0" w:line="312" w:lineRule="auto"/>
+        <w:spacing w:after="40" w:before="0" w:line="312" w:lineRule="auto"/>
         <w:jc w:val="left"/>
       </w:pPr>
       <w:r>
@@ -1273,7 +1273,7 @@
     </w:p>
     <w:p>
       <w:pPr>
-        <w:spacing w:after="68" w:before="0" w:line="312" w:lineRule="auto"/>
+        <w:spacing w:after="80" w:before="0" w:line="312" w:lineRule="auto"/>
         <w:jc w:val="right"/>
       </w:pPr>
       <w:r>
@@ -1287,7 +1287,7 @@
     </w:p>
     <w:p>
       <w:pPr>
-        <w:spacing w:after="0" w:before="51" w:line="312" w:lineRule="auto"/>
+        <w:spacing w:after="0" w:before="60" w:line="312" w:lineRule="auto"/>
         <w:jc w:val="left"/>
       </w:pPr>
       <w:r>
